--- a/Primera actividad/Informe_Ecoli.docx
+++ b/Primera actividad/Informe_Ecoli.docx
@@ -155,6 +155,7 @@
         <w:tblStyle w:val="LightGrid-Accent1"/>
         <w:tblW w:type="auto" w:w="0"/>
         <w:jc w:val="center"/>
+        <w:tblLayout w:type="autofit"/>
         <w:tblLook w:firstColumn="1" w:firstRow="1" w:lastColumn="0" w:lastRow="0" w:noHBand="0" w:noVBand="1" w:val="04A0"/>
       </w:tblPr>
       <w:tblGrid>
@@ -1362,6 +1363,7 @@
         <w:tblStyle w:val="LightGrid-Accent1"/>
         <w:tblW w:type="auto" w:w="0"/>
         <w:jc w:val="center"/>
+        <w:tblLayout w:type="autofit"/>
         <w:tblLook w:firstColumn="1" w:firstRow="1" w:lastColumn="0" w:lastRow="0" w:noHBand="0" w:noVBand="1" w:val="04A0"/>
       </w:tblPr>
       <w:tblGrid>
@@ -1748,6 +1750,7 @@
         <w:tblStyle w:val="LightGrid-Accent1"/>
         <w:tblW w:type="auto" w:w="0"/>
         <w:jc w:val="center"/>
+        <w:tblLayout w:type="autofit"/>
         <w:tblLook w:firstColumn="1" w:firstRow="1" w:lastColumn="0" w:lastRow="0" w:noHBand="0" w:noVBand="1" w:val="04A0"/>
       </w:tblPr>
       <w:tblGrid>
@@ -2214,6 +2217,7 @@
         <w:tblStyle w:val="LightGrid-Accent1"/>
         <w:tblW w:type="auto" w:w="0"/>
         <w:jc w:val="center"/>
+        <w:tblLayout w:type="autofit"/>
         <w:tblLook w:firstColumn="1" w:firstRow="1" w:lastColumn="0" w:lastRow="0" w:noHBand="0" w:noVBand="1" w:val="04A0"/>
       </w:tblPr>
       <w:tblGrid>
@@ -2834,6 +2838,7 @@
         <w:tblStyle w:val="LightGrid-Accent1"/>
         <w:tblW w:type="auto" w:w="0"/>
         <w:jc w:val="center"/>
+        <w:tblLayout w:type="autofit"/>
         <w:tblLook w:firstColumn="1" w:firstRow="1" w:lastColumn="0" w:lastRow="0" w:noHBand="0" w:noVBand="1" w:val="04A0"/>
       </w:tblPr>
       <w:tblGrid>
@@ -3287,6 +3292,7 @@
         <w:tblStyle w:val="LightGrid-Accent1"/>
         <w:tblW w:type="auto" w:w="0"/>
         <w:jc w:val="center"/>
+        <w:tblLayout w:type="autofit"/>
         <w:tblLook w:firstColumn="1" w:firstRow="1" w:lastColumn="0" w:lastRow="0" w:noHBand="0" w:noVBand="1" w:val="04A0"/>
       </w:tblPr>
       <w:tblGrid>
@@ -4430,6 +4436,7 @@
         <w:tblStyle w:val="LightGrid-Accent1"/>
         <w:tblW w:type="auto" w:w="0"/>
         <w:jc w:val="center"/>
+        <w:tblLayout w:type="autofit"/>
         <w:tblLook w:firstColumn="1" w:firstRow="1" w:lastColumn="0" w:lastRow="0" w:noHBand="0" w:noVBand="1" w:val="04A0"/>
       </w:tblPr>
       <w:tblGrid>
@@ -5215,6 +5222,7 @@
         <w:tblStyle w:val="LightGrid-Accent1"/>
         <w:tblW w:type="auto" w:w="0"/>
         <w:jc w:val="center"/>
+        <w:tblLayout w:type="autofit"/>
         <w:tblLook w:firstColumn="1" w:firstRow="1" w:lastColumn="0" w:lastRow="0" w:noHBand="0" w:noVBand="1" w:val="04A0"/>
       </w:tblPr>
       <w:tblGrid>
@@ -5702,6 +5710,7 @@
         <w:tblStyle w:val="LightGrid-Accent1"/>
         <w:tblW w:type="auto" w:w="0"/>
         <w:jc w:val="center"/>
+        <w:tblLayout w:type="autofit"/>
         <w:tblLook w:firstColumn="1" w:firstRow="1" w:lastColumn="0" w:lastRow="0" w:noHBand="0" w:noVBand="1" w:val="04A0"/>
       </w:tblPr>
       <w:tblGrid>
@@ -6440,6 +6449,7 @@
         <w:tblStyle w:val="LightGrid-Accent1"/>
         <w:tblW w:type="auto" w:w="0"/>
         <w:jc w:val="center"/>
+        <w:tblLayout w:type="autofit"/>
         <w:tblLook w:firstColumn="1" w:firstRow="1" w:lastColumn="0" w:lastRow="0" w:noHBand="0" w:noVBand="1" w:val="04A0"/>
       </w:tblPr>
       <w:tblGrid>
@@ -6972,6 +6982,7 @@
         <w:tblStyle w:val="LightGrid-Accent1"/>
         <w:tblW w:type="auto" w:w="0"/>
         <w:jc w:val="center"/>
+        <w:tblLayout w:type="autofit"/>
         <w:tblLook w:firstColumn="1" w:firstRow="1" w:lastColumn="0" w:lastRow="0" w:noHBand="0" w:noVBand="1" w:val="04A0"/>
       </w:tblPr>
       <w:tblGrid>
@@ -7869,6 +7880,7 @@
         <w:tblStyle w:val="LightGrid-Accent1"/>
         <w:tblW w:type="auto" w:w="0"/>
         <w:jc w:val="center"/>
+        <w:tblLayout w:type="autofit"/>
         <w:tblLook w:firstColumn="1" w:firstRow="1" w:lastColumn="0" w:lastRow="0" w:noHBand="0" w:noVBand="1" w:val="04A0"/>
       </w:tblPr>
       <w:tblGrid>
@@ -8396,6 +8408,7 @@
         <w:tblStyle w:val="LightGrid-Accent1"/>
         <w:tblW w:type="auto" w:w="0"/>
         <w:jc w:val="center"/>
+        <w:tblLayout w:type="autofit"/>
         <w:tblLook w:firstColumn="1" w:firstRow="1" w:lastColumn="0" w:lastRow="0" w:noHBand="0" w:noVBand="1" w:val="04A0"/>
       </w:tblPr>
       <w:tblGrid>
@@ -9057,6 +9070,7 @@
         <w:tblStyle w:val="LightGrid-Accent1"/>
         <w:tblW w:type="auto" w:w="0"/>
         <w:jc w:val="center"/>
+        <w:tblLayout w:type="autofit"/>
         <w:tblLook w:firstColumn="1" w:firstRow="1" w:lastColumn="0" w:lastRow="0" w:noHBand="0" w:noVBand="1" w:val="04A0"/>
       </w:tblPr>
       <w:tblGrid>
@@ -9870,6 +9884,7 @@
         <w:tblStyle w:val="LightGrid-Accent1"/>
         <w:tblW w:type="auto" w:w="0"/>
         <w:jc w:val="center"/>
+        <w:tblLayout w:type="autofit"/>
         <w:tblLook w:firstColumn="1" w:firstRow="1" w:lastColumn="0" w:lastRow="0" w:noHBand="0" w:noVBand="1" w:val="04A0"/>
       </w:tblPr>
       <w:tblGrid>
@@ -12615,6 +12630,7 @@
         <w:tblStyle w:val="LightGrid-Accent1"/>
         <w:tblW w:type="auto" w:w="0"/>
         <w:jc w:val="center"/>
+        <w:tblLayout w:type="autofit"/>
         <w:tblLook w:firstColumn="1" w:firstRow="1" w:lastColumn="0" w:lastRow="0" w:noHBand="0" w:noVBand="1" w:val="04A0"/>
       </w:tblPr>
       <w:tblGrid>
@@ -13291,6 +13307,7 @@
         <w:tblStyle w:val="LightGrid-Accent1"/>
         <w:tblW w:type="auto" w:w="0"/>
         <w:jc w:val="center"/>
+        <w:tblLayout w:type="autofit"/>
         <w:tblLook w:firstColumn="1" w:firstRow="1" w:lastColumn="0" w:lastRow="0" w:noHBand="0" w:noVBand="1" w:val="04A0"/>
       </w:tblPr>
       <w:tblGrid>
@@ -13719,6 +13736,7 @@
         <w:tblStyle w:val="LightGrid-Accent1"/>
         <w:tblW w:type="auto" w:w="0"/>
         <w:jc w:val="center"/>
+        <w:tblLayout w:type="autofit"/>
         <w:tblLook w:firstColumn="1" w:firstRow="1" w:lastColumn="0" w:lastRow="0" w:noHBand="0" w:noVBand="1" w:val="04A0"/>
       </w:tblPr>
       <w:tblGrid>
@@ -14025,6 +14043,7 @@
         <w:tblStyle w:val="LightGrid-Accent1"/>
         <w:tblW w:type="auto" w:w="0"/>
         <w:jc w:val="center"/>
+        <w:tblLayout w:type="autofit"/>
         <w:tblLook w:firstColumn="1" w:firstRow="1" w:lastColumn="0" w:lastRow="0" w:noHBand="0" w:noVBand="1" w:val="04A0"/>
       </w:tblPr>
       <w:tblGrid>
@@ -14453,6 +14472,7 @@
         <w:tblStyle w:val="LightGrid-Accent1"/>
         <w:tblW w:type="auto" w:w="0"/>
         <w:jc w:val="center"/>
+        <w:tblLayout w:type="autofit"/>
         <w:tblLook w:firstColumn="1" w:firstRow="1" w:lastColumn="0" w:lastRow="0" w:noHBand="0" w:noVBand="1" w:val="04A0"/>
       </w:tblPr>
       <w:tblGrid>
@@ -16238,6 +16258,7 @@
         <w:tblStyle w:val="LightGrid-Accent1"/>
         <w:tblW w:type="auto" w:w="0"/>
         <w:jc w:val="center"/>
+        <w:tblLayout w:type="autofit"/>
         <w:tblLook w:firstColumn="1" w:firstRow="1" w:lastColumn="0" w:lastRow="0" w:noHBand="0" w:noVBand="1" w:val="04A0"/>
       </w:tblPr>
       <w:tblGrid>
